--- a/Reactivos_por_Dimension/03_Fraude.docx
+++ b/Reactivos_por_Dimension/03_Fraude.docx
@@ -77,7 +77,7 @@
         <w:spacing w:after="150" w:before="300"/>
       </w:pPr>
       <w:r>
-        <w:t xml:space="preserve">Reactivos de la dimensión 3. Fraude (4 reactivos)</w:t>
+        <w:t xml:space="preserve">Reactivos de la dimensión 3. Fraude (10 reactivos)</w:t>
       </w:r>
     </w:p>
     <w:p>
@@ -86,7 +86,7 @@
         <w:spacing w:after="100" w:before="200"/>
       </w:pPr>
       <w:r>
-        <w:t xml:space="preserve">R009 — Justificación de la alteración de registros</w:t>
+        <w:t xml:space="preserve">R021 — Opinión/Actitud — indicador 1 (Disposición a modificar registros o documentos para obtener un benefic…)</w:t>
       </w:r>
     </w:p>
     <w:p>
@@ -116,7 +116,7 @@
         <w:t xml:space="preserve">Indicador conductual (Fase 1): </w:t>
       </w:r>
       <w:r>
-        <w:t xml:space="preserve">Justificación de la alteración de datos cuando se percibe que "nadie se dará cuenta".</w:t>
+        <w:t xml:space="preserve">Disposición a modificar registros o documentos para obtener un beneficio propio.</w:t>
       </w:r>
     </w:p>
     <w:p>
@@ -131,7 +131,7 @@
         <w:t xml:space="preserve">Pregunta completa (variante base): </w:t>
       </w:r>
       <w:r>
-        <w:t xml:space="preserve">¿Qué tan de acuerdo estás con la siguiente idea: 'Ajustar un número en un reporte o un registro para que las cifras se vean mejor no es realmente un problema si nadie más lo revisa a fondo'?</w:t>
+        <w:t xml:space="preserve">¿Qué tan de acuerdo estás con la siguiente idea: "Ajustar una cifra en un reporte o registro para que el resultado se vea mejor no es realmente un problema si eso beneficia a la persona o al equipo"?</w:t>
       </w:r>
     </w:p>
     <w:p>
@@ -152,34 +152,43 @@
         <w:ind w:left="200"/>
       </w:pPr>
       <w:r>
-        <w:t xml:space="preserve">Variante 1 (base): ¿Qué tan de acuerdo estás con la siguiente idea: 'Ajustar un número en un reporte o un registro para que las cifras se vean mejor no es realmente un problema si nadie más lo revisa a fondo'?</w:t>
-      </w:r>
-    </w:p>
-    <w:p>
-      <w:pPr>
-        <w:spacing w:after="60"/>
-        <w:ind w:left="200"/>
-      </w:pPr>
-      <w:r>
-        <w:t xml:space="preserve">Variante 2: Redondear una cifra de gastos o de horas a tu favor en un reporte no es realmente un problema si la diferencia es pequeña.</w:t>
-      </w:r>
-    </w:p>
-    <w:p>
-      <w:pPr>
-        <w:spacing w:after="60"/>
-        <w:ind w:left="200"/>
-      </w:pPr>
-      <w:r>
-        <w:t xml:space="preserve">Variante 3: Ajustar los resultados de una encuesta o un reporte de ventas para que el equipo se vea mejor no debería considerarse grave si la intención es 'motivar'.</w:t>
-      </w:r>
-    </w:p>
-    <w:p>
-      <w:pPr>
-        <w:spacing w:after="60"/>
-        <w:ind w:left="200"/>
-      </w:pPr>
-      <w:r>
-        <w:t xml:space="preserve">Variante 4: Firmar como revisado o aprobado algo que en realidad no se alcanzó a revisar a fondo no es un problema si de todas formas todo estaba probablemente bien.</w:t>
+        <w:t xml:space="preserve">Variante 1 (base): ¿Qué tan de acuerdo estás con la siguiente idea: "Ajustar una cifra en un reporte o registro para que el resultado se vea mejor no es realmente un problema si eso beneficia a la persona o al equipo"?</w:t>
+      </w:r>
+    </w:p>
+    <w:p>
+      <w:pPr>
+        <w:spacing w:after="60"/>
+        <w:ind w:left="200"/>
+      </w:pPr>
+      <w:r>
+        <w:t xml:space="preserve">Variante 2: En términos generales, ¿qué tan de acuerdo o en desacuerdo estás con esta afirmación: "Ajustar una cifra en un reporte o registro para que el resultado se vea mejor no es realmente un problema si eso beneficia a la persona o al equipo"?</w:t>
+      </w:r>
+    </w:p>
+    <w:p>
+      <w:pPr>
+        <w:spacing w:after="60"/>
+        <w:ind w:left="200"/>
+      </w:pPr>
+      <w:r>
+        <w:t xml:space="preserve">Variante 3: Lee la siguiente frase e indica tu nivel de acuerdo: "Ajustar una cifra en un reporte o registro para que el resultado se vea mejor no es realmente un problema si eso beneficia a la persona o al equipo".</w:t>
+      </w:r>
+    </w:p>
+    <w:p>
+      <w:pPr>
+        <w:spacing w:after="60"/>
+        <w:ind w:left="200"/>
+      </w:pPr>
+      <w:r>
+        <w:t xml:space="preserve">Variante 4: ¿Hasta qué punto compartes esta forma de pensar: "Ajustar una cifra en un reporte o registro para que el resultado se vea mejor no es realmente un problema si eso beneficia a la persona o al equipo"?</w:t>
+      </w:r>
+    </w:p>
+    <w:p>
+      <w:pPr>
+        <w:spacing w:after="60"/>
+        <w:ind w:left="200"/>
+      </w:pPr>
+      <w:r>
+        <w:t xml:space="preserve">Variante 5: Marca qué tan de acuerdo estás con la siguiente idea: "Ajustar una cifra en un reporte o registro para que el resultado se vea mejor no es realmente un problema si eso beneficia a la persona o al equipo".</w:t>
       </w:r>
     </w:p>
     <w:p>
@@ -254,7 +263,7 @@
         <w:t xml:space="preserve">Reactivos de contraste (par espejo): </w:t>
       </w:r>
       <w:r>
-        <w:t xml:space="preserve">R010 (par espejo de la dimensión)</w:t>
+        <w:t xml:space="preserve">R022 (par espejo 1 de la dimensión)</w:t>
       </w:r>
     </w:p>
     <w:p>
@@ -268,7 +277,7 @@
         <w:spacing w:after="100" w:before="200"/>
       </w:pPr>
       <w:r>
-        <w:t xml:space="preserve">R010 — Involucramiento pasado en alteración de documentos</w:t>
+        <w:t xml:space="preserve">R022 — Intención futura — indicador 1 (Disposición a modificar registros o documentos para obtener un benefic…)</w:t>
       </w:r>
     </w:p>
     <w:p>
@@ -283,7 +292,7 @@
         <w:t xml:space="preserve">Tipo de reactivo: </w:t>
       </w:r>
       <w:r>
-        <w:t xml:space="preserve">3-Involucramiento pasado</w:t>
+        <w:t xml:space="preserve">6-Intención futura</w:t>
       </w:r>
     </w:p>
     <w:p>
@@ -313,7 +322,7 @@
         <w:t xml:space="preserve">Pregunta completa (variante base): </w:t>
       </w:r>
       <w:r>
-        <w:t xml:space="preserve">En tu historial laboral, ¿cuántas veces modificaste un documento, registro o cifra oficial para que la información resultara más favorable para ti o para tu área?</w:t>
+        <w:t xml:space="preserve">Si tuvieras la oportunidad de mejorar un resultado propio alterando una cifra en un reporte, sin que nadie lo notara, ¿qué tan de acuerdo estás con que de todas formas presentarías la cifra real?</w:t>
       </w:r>
     </w:p>
     <w:p>
@@ -334,34 +343,43 @@
         <w:ind w:left="200"/>
       </w:pPr>
       <w:r>
-        <w:t xml:space="preserve">Variante 1 (base): En tu historial laboral, ¿cuántas veces modificaste un documento, registro o cifra oficial para que la información resultara más favorable para ti o para tu área?</w:t>
-      </w:r>
-    </w:p>
-    <w:p>
-      <w:pPr>
-        <w:spacing w:after="60"/>
-        <w:ind w:left="200"/>
-      </w:pPr>
-      <w:r>
-        <w:t xml:space="preserve">Variante 2: En tu historial laboral, ¿cuántas veces reportaste un gasto o un kilometraje mayor al real para recuperar más dinero de la empresa?</w:t>
-      </w:r>
-    </w:p>
-    <w:p>
-      <w:pPr>
-        <w:spacing w:after="60"/>
-        <w:ind w:left="200"/>
-      </w:pPr>
-      <w:r>
-        <w:t xml:space="preserve">Variante 3: En tu historial laboral, ¿cuántas veces ajustaste una cifra de ventas, inventario o producción para cumplir una meta que en realidad no se alcanzó?</w:t>
-      </w:r>
-    </w:p>
-    <w:p>
-      <w:pPr>
-        <w:spacing w:after="60"/>
-        <w:ind w:left="200"/>
-      </w:pPr>
-      <w:r>
-        <w:t xml:space="preserve">Variante 4: En tu historial laboral, ¿cuántas veces firmaste o aprobaste un documento sin haberlo revisado realmente, dando a entender que sí lo hiciste?</w:t>
+        <w:t xml:space="preserve">Variante 1 (base): Si tuvieras la oportunidad de mejorar un resultado propio alterando una cifra en un reporte, sin que nadie lo notara, ¿qué tan de acuerdo estás con que de todas formas presentarías la cifra real?</w:t>
+      </w:r>
+    </w:p>
+    <w:p>
+      <w:pPr>
+        <w:spacing w:after="60"/>
+        <w:ind w:left="200"/>
+      </w:pPr>
+      <w:r>
+        <w:t xml:space="preserve">Variante 2: Imagina que tuvieras la oportunidad de mejorar un resultado propio alterando una cifra en un reporte, sin que nadie lo notara. ¿Qué tan de acuerdo estás con que de todas formas presentarías la cifra real?</w:t>
+      </w:r>
+    </w:p>
+    <w:p>
+      <w:pPr>
+        <w:spacing w:after="60"/>
+        <w:ind w:left="200"/>
+      </w:pPr>
+      <w:r>
+        <w:t xml:space="preserve">Variante 3: Ante esta situación: tuvieras la oportunidad de mejorar un resultado propio alterando una cifra en un reporte, sin que nadie lo notara, ¿qué tan de acuerdo estás con que de todas formas presentarías la cifra real?</w:t>
+      </w:r>
+    </w:p>
+    <w:p>
+      <w:pPr>
+        <w:spacing w:after="60"/>
+        <w:ind w:left="200"/>
+      </w:pPr>
+      <w:r>
+        <w:t xml:space="preserve">Variante 4: Supón que tuvieras la oportunidad de mejorar un resultado propio alterando una cifra en un reporte, sin que nadie lo notara. ¿Qué tan de acuerdo estás en que de todas formas presentarías la cifra real?</w:t>
+      </w:r>
+    </w:p>
+    <w:p>
+      <w:pPr>
+        <w:spacing w:after="60"/>
+        <w:ind w:left="200"/>
+      </w:pPr>
+      <w:r>
+        <w:t xml:space="preserve">Variante 5: Tuvieras la oportunidad de mejorar un resultado propio alterando una cifra en un reporte, sin que nadie lo notara. ¿Qué tan de acuerdo estás con que de todas formas presentarías la cifra real?</w:t>
       </w:r>
     </w:p>
     <w:p>
@@ -376,7 +394,7 @@
         <w:t xml:space="preserve">Opciones de respuesta y valor de cada una: </w:t>
       </w:r>
       <w:r>
-        <w:t xml:space="preserve">Ninguna vez (0) / Una vez (1) / Pocas veces (2) / Varias veces (3) / Muchas veces o de forma habitual (4)</w:t>
+        <w:t xml:space="preserve">Totalmente en desacuerdo (0) / En desacuerdo (1) / Algo de acuerdo (2) / De acuerdo (3) / Totalmente de acuerdo (4)</w:t>
       </w:r>
     </w:p>
     <w:p>
@@ -391,7 +409,7 @@
         <w:t xml:space="preserve">Dirección: </w:t>
       </w:r>
       <w:r>
-        <w:t xml:space="preserve">Directo</w:t>
+        <w:t xml:space="preserve">Inverso</w:t>
       </w:r>
     </w:p>
     <w:p>
@@ -406,7 +424,7 @@
         <w:t xml:space="preserve">Respuesta de menor riesgo: </w:t>
       </w:r>
       <w:r>
-        <w:t xml:space="preserve">Ninguna vez (valor 0)</w:t>
+        <w:t xml:space="preserve">Totalmente de acuerdo (valor 4)</w:t>
       </w:r>
     </w:p>
     <w:p>
@@ -421,7 +439,7 @@
         <w:t xml:space="preserve">Valor psicométrico (cómo se transforma la respuesta cruda): </w:t>
       </w:r>
       <w:r>
-        <w:t xml:space="preserve">Escala 0-4 según el orden de las opciones listado arriba; reactivo directo, sin inversión.</w:t>
+        <w:t xml:space="preserve">Escala 0-4 según el orden de las opciones listado arriba; reactivo inverso: el valor de reactivo se calcula como 4 menos la respuesta cruda.</w:t>
       </w:r>
     </w:p>
     <w:p>
@@ -436,7 +454,7 @@
         <w:t xml:space="preserve">Reactivos de contraste (par espejo): </w:t>
       </w:r>
       <w:r>
-        <w:t xml:space="preserve">R009 (par espejo de la dimensión)</w:t>
+        <w:t xml:space="preserve">R021 (par espejo 1 de la dimensión)</w:t>
       </w:r>
     </w:p>
     <w:p>
@@ -450,7 +468,7 @@
         <w:spacing w:after="100" w:before="200"/>
       </w:pPr>
       <w:r>
-        <w:t xml:space="preserve">R011 — Disposición a firmar/avalar información propia sin alterar</w:t>
+        <w:t xml:space="preserve">R023 — Involucramiento pasado — indicador 2 (Justificación de la alteración de datos cuando se percibe que "nadie s…)</w:t>
       </w:r>
     </w:p>
     <w:p>
@@ -465,7 +483,7 @@
         <w:t xml:space="preserve">Tipo de reactivo: </w:t>
       </w:r>
       <w:r>
-        <w:t xml:space="preserve">6-Intención futura</w:t>
+        <w:t xml:space="preserve">3-Involucramiento pasado</w:t>
       </w:r>
     </w:p>
     <w:p>
@@ -480,7 +498,7 @@
         <w:t xml:space="preserve">Indicador conductual (Fase 1): </w:t>
       </w:r>
       <w:r>
-        <w:t xml:space="preserve">Uso de información falsa en procesos formales (reportes, solicitudes, certificaciones).</w:t>
+        <w:t xml:space="preserve">Justificación de la alteración de datos cuando se percibe que "nadie se dará cuenta".</w:t>
       </w:r>
     </w:p>
     <w:p>
@@ -495,7 +513,7 @@
         <w:t xml:space="preserve">Pregunta completa (variante base): </w:t>
       </w:r>
       <w:r>
-        <w:t xml:space="preserve">Si tuvieras la oportunidad de mejorar un resultado propio alterando una cifra en un reporte formal sin que nadie lo notara, ¿qué tan de acuerdo estás con que de todas formas presentarías la cifra real?</w:t>
+        <w:t xml:space="preserve">En tu último año de actividad laboral, ¿cuántas veces hiciste un ajuste a un registro, documento o cifra oficial que, en sentido estricto, no reflejaba la información real?</w:t>
       </w:r>
     </w:p>
     <w:p>
@@ -516,34 +534,43 @@
         <w:ind w:left="200"/>
       </w:pPr>
       <w:r>
-        <w:t xml:space="preserve">Variante 1 (base): Si tuvieras la oportunidad de mejorar un resultado propio alterando una cifra en un reporte formal sin que nadie lo notara, ¿qué tan de acuerdo estás con que de todas formas presentarías la cifra real?</w:t>
-      </w:r>
-    </w:p>
-    <w:p>
-      <w:pPr>
-        <w:spacing w:after="60"/>
-        <w:ind w:left="200"/>
-      </w:pPr>
-      <w:r>
-        <w:t xml:space="preserve">Variante 2: Si supieras que puedes inflar una cifra de gastos sin que nadie lo note, ¿qué tan de acuerdo estás con que de todas formas reportarías el monto exacto?</w:t>
-      </w:r>
-    </w:p>
-    <w:p>
-      <w:pPr>
-        <w:spacing w:after="60"/>
-        <w:ind w:left="200"/>
-      </w:pPr>
-      <w:r>
-        <w:t xml:space="preserve">Variante 3: Si tu equipo no alcanzó una meta y pudieras 'ajustar' el reporte para que pareciera que sí, ¿qué tan de acuerdo estás con que reportarías el resultado real?</w:t>
-      </w:r>
-    </w:p>
-    <w:p>
-      <w:pPr>
-        <w:spacing w:after="60"/>
-        <w:ind w:left="200"/>
-      </w:pPr>
-      <w:r>
-        <w:t xml:space="preserve">Variante 4: Si te pidieran firmar como revisado algo que no revisaste a fondo, ¿qué tan de acuerdo estás con que te negarías a firmar hasta revisarlo de verdad?</w:t>
+        <w:t xml:space="preserve">Variante 1 (base): En tu último año de actividad laboral, ¿cuántas veces hiciste un ajuste a un registro, documento o cifra oficial que, en sentido estricto, no reflejaba la información real?</w:t>
+      </w:r>
+    </w:p>
+    <w:p>
+      <w:pPr>
+        <w:spacing w:after="60"/>
+        <w:ind w:left="200"/>
+      </w:pPr>
+      <w:r>
+        <w:t xml:space="preserve">Variante 2: Pensando en los últimos 12 meses, ¿cuántas veces hiciste un ajuste a un registro, documento o cifra oficial que, en sentido estricto, no reflejaba la información real?</w:t>
+      </w:r>
+    </w:p>
+    <w:p>
+      <w:pPr>
+        <w:spacing w:after="60"/>
+        <w:ind w:left="200"/>
+      </w:pPr>
+      <w:r>
+        <w:t xml:space="preserve">Variante 3: ¿Con qué frecuencia, en tu historial reciente, hiciste un ajuste a un registro, documento o cifra oficial que, en sentido estricto, no reflejaba la información real?</w:t>
+      </w:r>
+    </w:p>
+    <w:p>
+      <w:pPr>
+        <w:spacing w:after="60"/>
+        <w:ind w:left="200"/>
+      </w:pPr>
+      <w:r>
+        <w:t xml:space="preserve">Variante 4: En el último año, ¿cuántas veces te ha ocurrido que hiciste un ajuste a un registro, documento o cifra oficial que, en sentido estricto, no reflejaba la información real?</w:t>
+      </w:r>
+    </w:p>
+    <w:p>
+      <w:pPr>
+        <w:spacing w:after="60"/>
+        <w:ind w:left="200"/>
+      </w:pPr>
+      <w:r>
+        <w:t xml:space="preserve">Variante 5: Durante el último año, ¿cuántas veces hiciste un ajuste a un registro, documento o cifra oficial que, en sentido estricto, no reflejaba la información real?</w:t>
       </w:r>
     </w:p>
     <w:p>
@@ -558,7 +585,7 @@
         <w:t xml:space="preserve">Opciones de respuesta y valor de cada una: </w:t>
       </w:r>
       <w:r>
-        <w:t xml:space="preserve">Totalmente en desacuerdo (0) / En desacuerdo (1) / Algo de acuerdo (2) / De acuerdo (3) / Totalmente de acuerdo (4)</w:t>
+        <w:t xml:space="preserve">Ninguna vez (0) / Una vez (1) / Pocas veces (2) / Varias veces (3) / Muchas veces o de forma habitual (4)</w:t>
       </w:r>
     </w:p>
     <w:p>
@@ -573,7 +600,7 @@
         <w:t xml:space="preserve">Dirección: </w:t>
       </w:r>
       <w:r>
-        <w:t xml:space="preserve">Inverso</w:t>
+        <w:t xml:space="preserve">Directo</w:t>
       </w:r>
     </w:p>
     <w:p>
@@ -588,7 +615,7 @@
         <w:t xml:space="preserve">Respuesta de menor riesgo: </w:t>
       </w:r>
       <w:r>
-        <w:t xml:space="preserve">Totalmente de acuerdo (valor 4)</w:t>
+        <w:t xml:space="preserve">Ninguna vez (valor 0)</w:t>
       </w:r>
     </w:p>
     <w:p>
@@ -603,7 +630,7 @@
         <w:t xml:space="preserve">Valor psicométrico (cómo se transforma la respuesta cruda): </w:t>
       </w:r>
       <w:r>
-        <w:t xml:space="preserve">Escala 0-4 según el orden de las opciones listado arriba; reactivo inverso: el valor de reactivo se calcula como 4 menos la respuesta cruda.</w:t>
+        <w:t xml:space="preserve">Escala 0-4 según el orden de las opciones listado arriba; reactivo directo, sin inversión.</w:t>
       </w:r>
     </w:p>
     <w:p>
@@ -618,7 +645,7 @@
         <w:t xml:space="preserve">Reactivos de contraste (par espejo): </w:t>
       </w:r>
       <w:r>
-        <w:t xml:space="preserve">Ninguno obligatorio (no forma parte del par espejo de la dimensión).</w:t>
+        <w:t xml:space="preserve">R024 (par espejo 2 de la dimensión)</w:t>
       </w:r>
     </w:p>
     <w:p>
@@ -632,7 +659,7 @@
         <w:spacing w:after="100" w:before="200"/>
       </w:pPr>
       <w:r>
-        <w:t xml:space="preserve">R012 — Percepción de tolerancia grupal al fraude</w:t>
+        <w:t xml:space="preserve">R024 — Escenario/dilema — indicador 2 (Justificación de la alteración de datos cuando se percibe que "nadie s…)</w:t>
       </w:r>
     </w:p>
     <w:p>
@@ -647,6 +674,197 @@
         <w:t xml:space="preserve">Tipo de reactivo: </w:t>
       </w:r>
       <w:r>
+        <w:t xml:space="preserve">4-Escenario/dilema</w:t>
+      </w:r>
+    </w:p>
+    <w:p>
+      <w:pPr>
+        <w:spacing w:after="90"/>
+      </w:pPr>
+      <w:r>
+        <w:rPr>
+          <w:b/>
+          <w:bCs/>
+        </w:rPr>
+        <w:t xml:space="preserve">Indicador conductual (Fase 1): </w:t>
+      </w:r>
+      <w:r>
+        <w:t xml:space="preserve">Justificación de la alteración de datos cuando se percibe que "nadie se dará cuenta".</w:t>
+      </w:r>
+    </w:p>
+    <w:p>
+      <w:pPr>
+        <w:spacing w:after="90"/>
+      </w:pPr>
+      <w:r>
+        <w:rPr>
+          <w:b/>
+          <w:bCs/>
+        </w:rPr>
+        <w:t xml:space="preserve">Pregunta completa (variante base): </w:t>
+      </w:r>
+      <w:r>
+        <w:t xml:space="preserve">Imagina que tienes la oportunidad de modificar un documento o una cifra oficial y estás bastante seguro de que nadie lo va a revisar a fondo. ¿Qué tan probable es que hagas la modificación?</w:t>
+      </w:r>
+    </w:p>
+    <w:p>
+      <w:pPr>
+        <w:spacing w:after="60"/>
+      </w:pPr>
+      <w:r>
+        <w:rPr>
+          <w:b/>
+          <w:bCs/>
+        </w:rPr>
+        <w:t xml:space="preserve">Variantes de redacción (se muestra 1 al azar por aplicación):</w:t>
+      </w:r>
+    </w:p>
+    <w:p>
+      <w:pPr>
+        <w:spacing w:after="60"/>
+        <w:ind w:left="200"/>
+      </w:pPr>
+      <w:r>
+        <w:t xml:space="preserve">Variante 1 (base): Imagina que tienes la oportunidad de modificar un documento o una cifra oficial y estás bastante seguro de que nadie lo va a revisar a fondo. ¿Qué tan probable es que hagas la modificación?</w:t>
+      </w:r>
+    </w:p>
+    <w:p>
+      <w:pPr>
+        <w:spacing w:after="60"/>
+        <w:ind w:left="200"/>
+      </w:pPr>
+      <w:r>
+        <w:t xml:space="preserve">Variante 2: Supón que tienes la oportunidad de modificar un documento o una cifra oficial y estás bastante seguro de que nadie lo va a revisar a fondo. ¿Qué tan probable es que hagas la modificación?</w:t>
+      </w:r>
+    </w:p>
+    <w:p>
+      <w:pPr>
+        <w:spacing w:after="60"/>
+        <w:ind w:left="200"/>
+      </w:pPr>
+      <w:r>
+        <w:t xml:space="preserve">Variante 3: Piensa en la siguiente situación: tienes la oportunidad de modificar un documento o una cifra oficial y estás bastante seguro de que nadie lo va a revisar a fondo. ¿Qué tan probable es que hagas la modificación?</w:t>
+      </w:r>
+    </w:p>
+    <w:p>
+      <w:pPr>
+        <w:spacing w:after="60"/>
+        <w:ind w:left="200"/>
+      </w:pPr>
+      <w:r>
+        <w:t xml:space="preserve">Variante 4: Si te encontraras en esta situación: tienes la oportunidad de modificar un documento o una cifra oficial y estás bastante seguro de que nadie lo va a revisar a fondo, ¿qué tan probable es que hagas la modificación?</w:t>
+      </w:r>
+    </w:p>
+    <w:p>
+      <w:pPr>
+        <w:spacing w:after="60"/>
+        <w:ind w:left="200"/>
+      </w:pPr>
+      <w:r>
+        <w:t xml:space="preserve">Variante 5: Tienes la oportunidad de modificar un documento o una cifra oficial y estás bastante seguro de que nadie lo va a revisar a fondo. ¿Qué tan probable dirías que es que hagas la modificación?</w:t>
+      </w:r>
+    </w:p>
+    <w:p>
+      <w:pPr>
+        <w:spacing w:after="90"/>
+      </w:pPr>
+      <w:r>
+        <w:rPr>
+          <w:b/>
+          <w:bCs/>
+        </w:rPr>
+        <w:t xml:space="preserve">Opciones de respuesta y valor de cada una: </w:t>
+      </w:r>
+      <w:r>
+        <w:t xml:space="preserve">Nada probable (0) / Poco probable (1) / Algo probable (2) / Muy probable (3)</w:t>
+      </w:r>
+    </w:p>
+    <w:p>
+      <w:pPr>
+        <w:spacing w:after="90"/>
+      </w:pPr>
+      <w:r>
+        <w:rPr>
+          <w:b/>
+          <w:bCs/>
+        </w:rPr>
+        <w:t xml:space="preserve">Dirección: </w:t>
+      </w:r>
+      <w:r>
+        <w:t xml:space="preserve">Directo</w:t>
+      </w:r>
+    </w:p>
+    <w:p>
+      <w:pPr>
+        <w:spacing w:after="90"/>
+      </w:pPr>
+      <w:r>
+        <w:rPr>
+          <w:b/>
+          <w:bCs/>
+        </w:rPr>
+        <w:t xml:space="preserve">Respuesta de menor riesgo: </w:t>
+      </w:r>
+      <w:r>
+        <w:t xml:space="preserve">Nada probable (valor 0)</w:t>
+      </w:r>
+    </w:p>
+    <w:p>
+      <w:pPr>
+        <w:spacing w:after="90"/>
+      </w:pPr>
+      <w:r>
+        <w:rPr>
+          <w:b/>
+          <w:bCs/>
+        </w:rPr>
+        <w:t xml:space="preserve">Valor psicométrico (cómo se transforma la respuesta cruda): </w:t>
+      </w:r>
+      <w:r>
+        <w:t xml:space="preserve">Escala 0-3 según el orden de las opciones listado arriba; reactivo directo, sin inversión.</w:t>
+      </w:r>
+    </w:p>
+    <w:p>
+      <w:pPr>
+        <w:spacing w:after="90"/>
+      </w:pPr>
+      <w:r>
+        <w:rPr>
+          <w:b/>
+          <w:bCs/>
+        </w:rPr>
+        <w:t xml:space="preserve">Reactivos de contraste (par espejo): </w:t>
+      </w:r>
+      <w:r>
+        <w:t xml:space="preserve">R023 (par espejo 2 de la dimensión)</w:t>
+      </w:r>
+    </w:p>
+    <w:p>
+      <w:pPr>
+        <w:spacing w:after="100"/>
+      </w:pPr>
+    </w:p>
+    <w:p>
+      <w:pPr>
+        <w:pStyle w:val="Heading3"/>
+        <w:spacing w:after="100" w:before="200"/>
+      </w:pPr>
+      <w:r>
+        <w:t xml:space="preserve">R025 — Percepción de terceros — indicador 3 (Uso de información falsa en procesos formales (reportes, solicitudes, …)</w:t>
+      </w:r>
+    </w:p>
+    <w:p>
+      <w:pPr>
+        <w:spacing w:after="90"/>
+      </w:pPr>
+      <w:r>
+        <w:rPr>
+          <w:b/>
+          <w:bCs/>
+        </w:rPr>
+        <w:t xml:space="preserve">Tipo de reactivo: </w:t>
+      </w:r>
+      <w:r>
         <w:t xml:space="preserve">2-Percepción de terceros</w:t>
       </w:r>
     </w:p>
@@ -662,6 +880,388 @@
         <w:t xml:space="preserve">Indicador conductual (Fase 1): </w:t>
       </w:r>
       <w:r>
+        <w:t xml:space="preserve">Uso de información falsa en procesos formales (reportes, solicitudes, certificaciones).</w:t>
+      </w:r>
+    </w:p>
+    <w:p>
+      <w:pPr>
+        <w:spacing w:after="90"/>
+      </w:pPr>
+      <w:r>
+        <w:rPr>
+          <w:b/>
+          <w:bCs/>
+        </w:rPr>
+        <w:t xml:space="preserve">Pregunta completa (variante base): </w:t>
+      </w:r>
+      <w:r>
+        <w:t xml:space="preserve">En tu experiencia, ¿qué tan frecuente dirías que es que las personas de tu entorno usen información falsa en un reporte, solicitud o certificación formal para que les aprueben algo?</w:t>
+      </w:r>
+    </w:p>
+    <w:p>
+      <w:pPr>
+        <w:spacing w:after="60"/>
+      </w:pPr>
+      <w:r>
+        <w:rPr>
+          <w:b/>
+          <w:bCs/>
+        </w:rPr>
+        <w:t xml:space="preserve">Variantes de redacción (se muestra 1 al azar por aplicación):</w:t>
+      </w:r>
+    </w:p>
+    <w:p>
+      <w:pPr>
+        <w:spacing w:after="60"/>
+        <w:ind w:left="200"/>
+      </w:pPr>
+      <w:r>
+        <w:t xml:space="preserve">Variante 1 (base): En tu experiencia, ¿qué tan frecuente dirías que es que las personas de tu entorno usen información falsa en un reporte, solicitud o certificación formal para que les aprueben algo?</w:t>
+      </w:r>
+    </w:p>
+    <w:p>
+      <w:pPr>
+        <w:spacing w:after="60"/>
+        <w:ind w:left="200"/>
+      </w:pPr>
+      <w:r>
+        <w:t xml:space="preserve">Variante 2: Pensando en las personas de tu entorno laboral, ¿con qué frecuencia dirías que ocurre que las personas de tu entorno usen información falsa en un reporte, solicitud o certificación formal para que les aprueben algo?</w:t>
+      </w:r>
+    </w:p>
+    <w:p>
+      <w:pPr>
+        <w:spacing w:after="60"/>
+        <w:ind w:left="200"/>
+      </w:pPr>
+      <w:r>
+        <w:t xml:space="preserve">Variante 3: ¿Qué tan seguido dirías que observas que las personas de tu entorno usen información falsa en un reporte, solicitud o certificación formal para que les aprueben algo?</w:t>
+      </w:r>
+    </w:p>
+    <w:p>
+      <w:pPr>
+        <w:spacing w:after="60"/>
+        <w:ind w:left="200"/>
+      </w:pPr>
+      <w:r>
+        <w:t xml:space="preserve">Variante 4: Según lo que has visto, ¿qué tan común dirías que es que las personas de tu entorno usen información falsa en un reporte, solicitud o certificación formal para que les aprueben algo?</w:t>
+      </w:r>
+    </w:p>
+    <w:p>
+      <w:pPr>
+        <w:spacing w:after="60"/>
+        <w:ind w:left="200"/>
+      </w:pPr>
+      <w:r>
+        <w:t xml:space="preserve">Variante 5: En tu entorno, ¿qué tan frecuentemente dirías que sucede que las personas de tu entorno usen información falsa en un reporte, solicitud o certificación formal para que les aprueben algo?</w:t>
+      </w:r>
+    </w:p>
+    <w:p>
+      <w:pPr>
+        <w:spacing w:after="90"/>
+      </w:pPr>
+      <w:r>
+        <w:rPr>
+          <w:b/>
+          <w:bCs/>
+        </w:rPr>
+        <w:t xml:space="preserve">Opciones de respuesta y valor de cada una: </w:t>
+      </w:r>
+      <w:r>
+        <w:t xml:space="preserve">Nunca o muy raro (0) / Ocasionalmente (1) / Con cierta frecuencia (2) / Muy frecuentemente (3)</w:t>
+      </w:r>
+    </w:p>
+    <w:p>
+      <w:pPr>
+        <w:spacing w:after="90"/>
+      </w:pPr>
+      <w:r>
+        <w:rPr>
+          <w:b/>
+          <w:bCs/>
+        </w:rPr>
+        <w:t xml:space="preserve">Dirección: </w:t>
+      </w:r>
+      <w:r>
+        <w:t xml:space="preserve">Directo</w:t>
+      </w:r>
+    </w:p>
+    <w:p>
+      <w:pPr>
+        <w:spacing w:after="90"/>
+      </w:pPr>
+      <w:r>
+        <w:rPr>
+          <w:b/>
+          <w:bCs/>
+        </w:rPr>
+        <w:t xml:space="preserve">Respuesta de menor riesgo: </w:t>
+      </w:r>
+      <w:r>
+        <w:t xml:space="preserve">Nunca o muy raro (valor 0)</w:t>
+      </w:r>
+    </w:p>
+    <w:p>
+      <w:pPr>
+        <w:spacing w:after="90"/>
+      </w:pPr>
+      <w:r>
+        <w:rPr>
+          <w:b/>
+          <w:bCs/>
+        </w:rPr>
+        <w:t xml:space="preserve">Valor psicométrico (cómo se transforma la respuesta cruda): </w:t>
+      </w:r>
+      <w:r>
+        <w:t xml:space="preserve">Escala 0-3 según el orden de las opciones listado arriba; reactivo directo, sin inversión.</w:t>
+      </w:r>
+    </w:p>
+    <w:p>
+      <w:pPr>
+        <w:spacing w:after="90"/>
+      </w:pPr>
+      <w:r>
+        <w:rPr>
+          <w:b/>
+          <w:bCs/>
+        </w:rPr>
+        <w:t xml:space="preserve">Reactivos de contraste (par espejo): </w:t>
+      </w:r>
+      <w:r>
+        <w:t xml:space="preserve">R026 (par espejo 3 de la dimensión)</w:t>
+      </w:r>
+    </w:p>
+    <w:p>
+      <w:pPr>
+        <w:spacing w:after="100"/>
+      </w:pPr>
+    </w:p>
+    <w:p>
+      <w:pPr>
+        <w:pStyle w:val="Heading3"/>
+        <w:spacing w:after="100" w:before="200"/>
+      </w:pPr>
+      <w:r>
+        <w:t xml:space="preserve">R026 — Opinión/Actitud — indicador 3 (Uso de información falsa en procesos formales (reportes, solicitudes, …)</w:t>
+      </w:r>
+    </w:p>
+    <w:p>
+      <w:pPr>
+        <w:spacing w:after="90"/>
+      </w:pPr>
+      <w:r>
+        <w:rPr>
+          <w:b/>
+          <w:bCs/>
+        </w:rPr>
+        <w:t xml:space="preserve">Tipo de reactivo: </w:t>
+      </w:r>
+      <w:r>
+        <w:t xml:space="preserve">1-Opinión/Actitud</w:t>
+      </w:r>
+    </w:p>
+    <w:p>
+      <w:pPr>
+        <w:spacing w:after="90"/>
+      </w:pPr>
+      <w:r>
+        <w:rPr>
+          <w:b/>
+          <w:bCs/>
+        </w:rPr>
+        <w:t xml:space="preserve">Indicador conductual (Fase 1): </w:t>
+      </w:r>
+      <w:r>
+        <w:t xml:space="preserve">Uso de información falsa en procesos formales (reportes, solicitudes, certificaciones).</w:t>
+      </w:r>
+    </w:p>
+    <w:p>
+      <w:pPr>
+        <w:spacing w:after="90"/>
+      </w:pPr>
+      <w:r>
+        <w:rPr>
+          <w:b/>
+          <w:bCs/>
+        </w:rPr>
+        <w:t xml:space="preserve">Pregunta completa (variante base): </w:t>
+      </w:r>
+      <w:r>
+        <w:t xml:space="preserve">¿Qué tan de acuerdo estás con la siguiente idea: "Usar un dato o un certificado que no es del todo exacto en un trámite formal no es grave si el objetivo final es válido"?</w:t>
+      </w:r>
+    </w:p>
+    <w:p>
+      <w:pPr>
+        <w:spacing w:after="60"/>
+      </w:pPr>
+      <w:r>
+        <w:rPr>
+          <w:b/>
+          <w:bCs/>
+        </w:rPr>
+        <w:t xml:space="preserve">Variantes de redacción (se muestra 1 al azar por aplicación):</w:t>
+      </w:r>
+    </w:p>
+    <w:p>
+      <w:pPr>
+        <w:spacing w:after="60"/>
+        <w:ind w:left="200"/>
+      </w:pPr>
+      <w:r>
+        <w:t xml:space="preserve">Variante 1 (base): ¿Qué tan de acuerdo estás con la siguiente idea: "Usar un dato o un certificado que no es del todo exacto en un trámite formal no es grave si el objetivo final es válido"?</w:t>
+      </w:r>
+    </w:p>
+    <w:p>
+      <w:pPr>
+        <w:spacing w:after="60"/>
+        <w:ind w:left="200"/>
+      </w:pPr>
+      <w:r>
+        <w:t xml:space="preserve">Variante 2: En términos generales, ¿qué tan de acuerdo o en desacuerdo estás con esta afirmación: "Usar un dato o un certificado que no es del todo exacto en un trámite formal no es grave si el objetivo final es válido"?</w:t>
+      </w:r>
+    </w:p>
+    <w:p>
+      <w:pPr>
+        <w:spacing w:after="60"/>
+        <w:ind w:left="200"/>
+      </w:pPr>
+      <w:r>
+        <w:t xml:space="preserve">Variante 3: Lee la siguiente frase e indica tu nivel de acuerdo: "Usar un dato o un certificado que no es del todo exacto en un trámite formal no es grave si el objetivo final es válido".</w:t>
+      </w:r>
+    </w:p>
+    <w:p>
+      <w:pPr>
+        <w:spacing w:after="60"/>
+        <w:ind w:left="200"/>
+      </w:pPr>
+      <w:r>
+        <w:t xml:space="preserve">Variante 4: ¿Hasta qué punto compartes esta forma de pensar: "Usar un dato o un certificado que no es del todo exacto en un trámite formal no es grave si el objetivo final es válido"?</w:t>
+      </w:r>
+    </w:p>
+    <w:p>
+      <w:pPr>
+        <w:spacing w:after="60"/>
+        <w:ind w:left="200"/>
+      </w:pPr>
+      <w:r>
+        <w:t xml:space="preserve">Variante 5: Marca qué tan de acuerdo estás con la siguiente idea: "Usar un dato o un certificado que no es del todo exacto en un trámite formal no es grave si el objetivo final es válido".</w:t>
+      </w:r>
+    </w:p>
+    <w:p>
+      <w:pPr>
+        <w:spacing w:after="90"/>
+      </w:pPr>
+      <w:r>
+        <w:rPr>
+          <w:b/>
+          <w:bCs/>
+        </w:rPr>
+        <w:t xml:space="preserve">Opciones de respuesta y valor de cada una: </w:t>
+      </w:r>
+      <w:r>
+        <w:t xml:space="preserve">Totalmente en desacuerdo (0) / En desacuerdo (1) / Algo de acuerdo (2) / De acuerdo (3) / Totalmente de acuerdo (4)</w:t>
+      </w:r>
+    </w:p>
+    <w:p>
+      <w:pPr>
+        <w:spacing w:after="90"/>
+      </w:pPr>
+      <w:r>
+        <w:rPr>
+          <w:b/>
+          <w:bCs/>
+        </w:rPr>
+        <w:t xml:space="preserve">Dirección: </w:t>
+      </w:r>
+      <w:r>
+        <w:t xml:space="preserve">Directo</w:t>
+      </w:r>
+    </w:p>
+    <w:p>
+      <w:pPr>
+        <w:spacing w:after="90"/>
+      </w:pPr>
+      <w:r>
+        <w:rPr>
+          <w:b/>
+          <w:bCs/>
+        </w:rPr>
+        <w:t xml:space="preserve">Respuesta de menor riesgo: </w:t>
+      </w:r>
+      <w:r>
+        <w:t xml:space="preserve">Totalmente en desacuerdo (valor 0)</w:t>
+      </w:r>
+    </w:p>
+    <w:p>
+      <w:pPr>
+        <w:spacing w:after="90"/>
+      </w:pPr>
+      <w:r>
+        <w:rPr>
+          <w:b/>
+          <w:bCs/>
+        </w:rPr>
+        <w:t xml:space="preserve">Valor psicométrico (cómo se transforma la respuesta cruda): </w:t>
+      </w:r>
+      <w:r>
+        <w:t xml:space="preserve">Escala 0-4 según el orden de las opciones listado arriba; reactivo directo, sin inversión.</w:t>
+      </w:r>
+    </w:p>
+    <w:p>
+      <w:pPr>
+        <w:spacing w:after="90"/>
+      </w:pPr>
+      <w:r>
+        <w:rPr>
+          <w:b/>
+          <w:bCs/>
+        </w:rPr>
+        <w:t xml:space="preserve">Reactivos de contraste (par espejo): </w:t>
+      </w:r>
+      <w:r>
+        <w:t xml:space="preserve">R025 (par espejo 3 de la dimensión)</w:t>
+      </w:r>
+    </w:p>
+    <w:p>
+      <w:pPr>
+        <w:spacing w:after="100"/>
+      </w:pPr>
+    </w:p>
+    <w:p>
+      <w:pPr>
+        <w:pStyle w:val="Heading3"/>
+        <w:spacing w:after="100" w:before="200"/>
+      </w:pPr>
+      <w:r>
+        <w:t xml:space="preserve">R027 — Involucramiento pasado — indicador 4 (Tolerancia hacia el fraude cometido por otros cuando beneficia al grup…)</w:t>
+      </w:r>
+    </w:p>
+    <w:p>
+      <w:pPr>
+        <w:spacing w:after="90"/>
+      </w:pPr>
+      <w:r>
+        <w:rPr>
+          <w:b/>
+          <w:bCs/>
+        </w:rPr>
+        <w:t xml:space="preserve">Tipo de reactivo: </w:t>
+      </w:r>
+      <w:r>
+        <w:t xml:space="preserve">3-Involucramiento pasado</w:t>
+      </w:r>
+    </w:p>
+    <w:p>
+      <w:pPr>
+        <w:spacing w:after="90"/>
+      </w:pPr>
+      <w:r>
+        <w:rPr>
+          <w:b/>
+          <w:bCs/>
+        </w:rPr>
+        <w:t xml:space="preserve">Indicador conductual (Fase 1): </w:t>
+      </w:r>
+      <w:r>
         <w:t xml:space="preserve">Tolerancia hacia el fraude cometido por otros cuando beneficia al grupo propio.</w:t>
       </w:r>
     </w:p>
@@ -677,7 +1277,7 @@
         <w:t xml:space="preserve">Pregunta completa (variante base): </w:t>
       </w:r>
       <w:r>
-        <w:t xml:space="preserve">En tu experiencia, ¿qué tan frecuente dirías que es que las personas de tu entorno laboral alteren cifras o documentos para que un resultado del equipo se vea mejor de lo que realmente es?</w:t>
+        <w:t xml:space="preserve">En tu último año de actividad laboral, ¿cuántas veces supiste de un fraude cometido por alguien de tu equipo y no dijiste nada porque el resultado beneficiaba también al grupo?</w:t>
       </w:r>
     </w:p>
     <w:p>
@@ -698,34 +1298,43 @@
         <w:ind w:left="200"/>
       </w:pPr>
       <w:r>
-        <w:t xml:space="preserve">Variante 1 (base): En tu experiencia, ¿qué tan frecuente dirías que es que las personas de tu entorno laboral alteren cifras o documentos para que un resultado del equipo se vea mejor de lo que realmente es?</w:t>
-      </w:r>
-    </w:p>
-    <w:p>
-      <w:pPr>
-        <w:spacing w:after="60"/>
-        <w:ind w:left="200"/>
-      </w:pPr>
-      <w:r>
-        <w:t xml:space="preserve">Variante 2: En tu experiencia, ¿qué tan frecuente dirías que es que las personas de tu industria (no solo tu empresa) ajusten cifras para que un resultado se vea mejor de lo que es?</w:t>
-      </w:r>
-    </w:p>
-    <w:p>
-      <w:pPr>
-        <w:spacing w:after="60"/>
-        <w:ind w:left="200"/>
-      </w:pPr>
-      <w:r>
-        <w:t xml:space="preserve">Variante 3: En tu experiencia, ¿qué tan frecuente dirías que es que alguien firme o apruebe un documento sin haberlo revisado realmente?</w:t>
-      </w:r>
-    </w:p>
-    <w:p>
-      <w:pPr>
-        <w:spacing w:after="60"/>
-        <w:ind w:left="200"/>
-      </w:pPr>
-      <w:r>
-        <w:t xml:space="preserve">Variante 4: En tu experiencia, ¿qué tan frecuente dirías que es que alguien reporte un gasto mayor al real para recuperar más dinero de su empresa?</w:t>
+        <w:t xml:space="preserve">Variante 1 (base): En tu último año de actividad laboral, ¿cuántas veces supiste de un fraude cometido por alguien de tu equipo y no dijiste nada porque el resultado beneficiaba también al grupo?</w:t>
+      </w:r>
+    </w:p>
+    <w:p>
+      <w:pPr>
+        <w:spacing w:after="60"/>
+        <w:ind w:left="200"/>
+      </w:pPr>
+      <w:r>
+        <w:t xml:space="preserve">Variante 2: Pensando en los últimos 12 meses, ¿cuántas veces supiste de un fraude cometido por alguien de tu equipo y no dijiste nada porque el resultado beneficiaba también al grupo?</w:t>
+      </w:r>
+    </w:p>
+    <w:p>
+      <w:pPr>
+        <w:spacing w:after="60"/>
+        <w:ind w:left="200"/>
+      </w:pPr>
+      <w:r>
+        <w:t xml:space="preserve">Variante 3: ¿Con qué frecuencia, en tu historial reciente, supiste de un fraude cometido por alguien de tu equipo y no dijiste nada porque el resultado beneficiaba también al grupo?</w:t>
+      </w:r>
+    </w:p>
+    <w:p>
+      <w:pPr>
+        <w:spacing w:after="60"/>
+        <w:ind w:left="200"/>
+      </w:pPr>
+      <w:r>
+        <w:t xml:space="preserve">Variante 4: En el último año, ¿cuántas veces te ha ocurrido que supiste de un fraude cometido por alguien de tu equipo y no dijiste nada porque el resultado beneficiaba también al grupo?</w:t>
+      </w:r>
+    </w:p>
+    <w:p>
+      <w:pPr>
+        <w:spacing w:after="60"/>
+        <w:ind w:left="200"/>
+      </w:pPr>
+      <w:r>
+        <w:t xml:space="preserve">Variante 5: Durante el último año, ¿cuántas veces supiste de un fraude cometido por alguien de tu equipo y no dijiste nada porque el resultado beneficiaba también al grupo?</w:t>
       </w:r>
     </w:p>
     <w:p>
@@ -740,6 +1349,579 @@
         <w:t xml:space="preserve">Opciones de respuesta y valor de cada una: </w:t>
       </w:r>
       <w:r>
+        <w:t xml:space="preserve">Ninguna vez (0) / Una vez (1) / Pocas veces (2) / Varias veces (3) / Muchas veces o de forma habitual (4)</w:t>
+      </w:r>
+    </w:p>
+    <w:p>
+      <w:pPr>
+        <w:spacing w:after="90"/>
+      </w:pPr>
+      <w:r>
+        <w:rPr>
+          <w:b/>
+          <w:bCs/>
+        </w:rPr>
+        <w:t xml:space="preserve">Dirección: </w:t>
+      </w:r>
+      <w:r>
+        <w:t xml:space="preserve">Directo</w:t>
+      </w:r>
+    </w:p>
+    <w:p>
+      <w:pPr>
+        <w:spacing w:after="90"/>
+      </w:pPr>
+      <w:r>
+        <w:rPr>
+          <w:b/>
+          <w:bCs/>
+        </w:rPr>
+        <w:t xml:space="preserve">Respuesta de menor riesgo: </w:t>
+      </w:r>
+      <w:r>
+        <w:t xml:space="preserve">Ninguna vez (valor 0)</w:t>
+      </w:r>
+    </w:p>
+    <w:p>
+      <w:pPr>
+        <w:spacing w:after="90"/>
+      </w:pPr>
+      <w:r>
+        <w:rPr>
+          <w:b/>
+          <w:bCs/>
+        </w:rPr>
+        <w:t xml:space="preserve">Valor psicométrico (cómo se transforma la respuesta cruda): </w:t>
+      </w:r>
+      <w:r>
+        <w:t xml:space="preserve">Escala 0-4 según el orden de las opciones listado arriba; reactivo directo, sin inversión.</w:t>
+      </w:r>
+    </w:p>
+    <w:p>
+      <w:pPr>
+        <w:spacing w:after="90"/>
+      </w:pPr>
+      <w:r>
+        <w:rPr>
+          <w:b/>
+          <w:bCs/>
+        </w:rPr>
+        <w:t xml:space="preserve">Reactivos de contraste (par espejo): </w:t>
+      </w:r>
+      <w:r>
+        <w:t xml:space="preserve">R028 (par espejo 4 de la dimensión)</w:t>
+      </w:r>
+    </w:p>
+    <w:p>
+      <w:pPr>
+        <w:spacing w:after="100"/>
+      </w:pPr>
+    </w:p>
+    <w:p>
+      <w:pPr>
+        <w:pStyle w:val="Heading3"/>
+        <w:spacing w:after="100" w:before="200"/>
+      </w:pPr>
+      <w:r>
+        <w:t xml:space="preserve">R028 — Intención futura — indicador 4 (Tolerancia hacia el fraude cometido por otros cuando beneficia al grup…)</w:t>
+      </w:r>
+    </w:p>
+    <w:p>
+      <w:pPr>
+        <w:spacing w:after="90"/>
+      </w:pPr>
+      <w:r>
+        <w:rPr>
+          <w:b/>
+          <w:bCs/>
+        </w:rPr>
+        <w:t xml:space="preserve">Tipo de reactivo: </w:t>
+      </w:r>
+      <w:r>
+        <w:t xml:space="preserve">6-Intención futura</w:t>
+      </w:r>
+    </w:p>
+    <w:p>
+      <w:pPr>
+        <w:spacing w:after="90"/>
+      </w:pPr>
+      <w:r>
+        <w:rPr>
+          <w:b/>
+          <w:bCs/>
+        </w:rPr>
+        <w:t xml:space="preserve">Indicador conductual (Fase 1): </w:t>
+      </w:r>
+      <w:r>
+        <w:t xml:space="preserve">Tolerancia hacia el fraude cometido por otros cuando beneficia al grupo propio.</w:t>
+      </w:r>
+    </w:p>
+    <w:p>
+      <w:pPr>
+        <w:spacing w:after="90"/>
+      </w:pPr>
+      <w:r>
+        <w:rPr>
+          <w:b/>
+          <w:bCs/>
+        </w:rPr>
+        <w:t xml:space="preserve">Pregunta completa (variante base): </w:t>
+      </w:r>
+      <w:r>
+        <w:t xml:space="preserve">Si descubrieras que alguien de tu equipo alteró cifras de una forma que benefició los resultados del grupo, ¿qué tan de acuerdo estás con que reportarías esa situación de todas formas, aunque eso perjudicara al equipo?</w:t>
+      </w:r>
+    </w:p>
+    <w:p>
+      <w:pPr>
+        <w:spacing w:after="60"/>
+      </w:pPr>
+      <w:r>
+        <w:rPr>
+          <w:b/>
+          <w:bCs/>
+        </w:rPr>
+        <w:t xml:space="preserve">Variantes de redacción (se muestra 1 al azar por aplicación):</w:t>
+      </w:r>
+    </w:p>
+    <w:p>
+      <w:pPr>
+        <w:spacing w:after="60"/>
+        <w:ind w:left="200"/>
+      </w:pPr>
+      <w:r>
+        <w:t xml:space="preserve">Variante 1 (base): Si descubrieras que alguien de tu equipo alteró cifras de una forma que benefició los resultados del grupo, ¿qué tan de acuerdo estás con que reportarías esa situación de todas formas, aunque eso perjudicara al equipo?</w:t>
+      </w:r>
+    </w:p>
+    <w:p>
+      <w:pPr>
+        <w:spacing w:after="60"/>
+        <w:ind w:left="200"/>
+      </w:pPr>
+      <w:r>
+        <w:t xml:space="preserve">Variante 2: Imagina que descubrieras que alguien de tu equipo alteró cifras de una forma que benefició los resultados del grupo. ¿Qué tan de acuerdo estás con que reportarías esa situación de todas formas, aunque eso perjudicara al equipo?</w:t>
+      </w:r>
+    </w:p>
+    <w:p>
+      <w:pPr>
+        <w:spacing w:after="60"/>
+        <w:ind w:left="200"/>
+      </w:pPr>
+      <w:r>
+        <w:t xml:space="preserve">Variante 3: Ante esta situación: descubrieras que alguien de tu equipo alteró cifras de una forma que benefició los resultados del grupo, ¿qué tan de acuerdo estás con que reportarías esa situación de todas formas, aunque eso perjudicara al equipo?</w:t>
+      </w:r>
+    </w:p>
+    <w:p>
+      <w:pPr>
+        <w:spacing w:after="60"/>
+        <w:ind w:left="200"/>
+      </w:pPr>
+      <w:r>
+        <w:t xml:space="preserve">Variante 4: Supón que descubrieras que alguien de tu equipo alteró cifras de una forma que benefició los resultados del grupo. ¿Qué tan de acuerdo estás en que reportarías esa situación de todas formas, aunque eso perjudicara al equipo?</w:t>
+      </w:r>
+    </w:p>
+    <w:p>
+      <w:pPr>
+        <w:spacing w:after="60"/>
+        <w:ind w:left="200"/>
+      </w:pPr>
+      <w:r>
+        <w:t xml:space="preserve">Variante 5: Descubrieras que alguien de tu equipo alteró cifras de una forma que benefició los resultados del grupo. ¿Qué tan de acuerdo estás con que reportarías esa situación de todas formas, aunque eso perjudicara al equipo?</w:t>
+      </w:r>
+    </w:p>
+    <w:p>
+      <w:pPr>
+        <w:spacing w:after="90"/>
+      </w:pPr>
+      <w:r>
+        <w:rPr>
+          <w:b/>
+          <w:bCs/>
+        </w:rPr>
+        <w:t xml:space="preserve">Opciones de respuesta y valor de cada una: </w:t>
+      </w:r>
+      <w:r>
+        <w:t xml:space="preserve">Totalmente en desacuerdo (0) / En desacuerdo (1) / Algo de acuerdo (2) / De acuerdo (3) / Totalmente de acuerdo (4)</w:t>
+      </w:r>
+    </w:p>
+    <w:p>
+      <w:pPr>
+        <w:spacing w:after="90"/>
+      </w:pPr>
+      <w:r>
+        <w:rPr>
+          <w:b/>
+          <w:bCs/>
+        </w:rPr>
+        <w:t xml:space="preserve">Dirección: </w:t>
+      </w:r>
+      <w:r>
+        <w:t xml:space="preserve">Inverso</w:t>
+      </w:r>
+    </w:p>
+    <w:p>
+      <w:pPr>
+        <w:spacing w:after="90"/>
+      </w:pPr>
+      <w:r>
+        <w:rPr>
+          <w:b/>
+          <w:bCs/>
+        </w:rPr>
+        <w:t xml:space="preserve">Respuesta de menor riesgo: </w:t>
+      </w:r>
+      <w:r>
+        <w:t xml:space="preserve">Totalmente de acuerdo (valor 4)</w:t>
+      </w:r>
+    </w:p>
+    <w:p>
+      <w:pPr>
+        <w:spacing w:after="90"/>
+      </w:pPr>
+      <w:r>
+        <w:rPr>
+          <w:b/>
+          <w:bCs/>
+        </w:rPr>
+        <w:t xml:space="preserve">Valor psicométrico (cómo se transforma la respuesta cruda): </w:t>
+      </w:r>
+      <w:r>
+        <w:t xml:space="preserve">Escala 0-4 según el orden de las opciones listado arriba; reactivo inverso: el valor de reactivo se calcula como 4 menos la respuesta cruda.</w:t>
+      </w:r>
+    </w:p>
+    <w:p>
+      <w:pPr>
+        <w:spacing w:after="90"/>
+      </w:pPr>
+      <w:r>
+        <w:rPr>
+          <w:b/>
+          <w:bCs/>
+        </w:rPr>
+        <w:t xml:space="preserve">Reactivos de contraste (par espejo): </w:t>
+      </w:r>
+      <w:r>
+        <w:t xml:space="preserve">R027 (par espejo 4 de la dimensión)</w:t>
+      </w:r>
+    </w:p>
+    <w:p>
+      <w:pPr>
+        <w:spacing w:after="100"/>
+      </w:pPr>
+    </w:p>
+    <w:p>
+      <w:pPr>
+        <w:pStyle w:val="Heading3"/>
+        <w:spacing w:after="100" w:before="200"/>
+      </w:pPr>
+      <w:r>
+        <w:t xml:space="preserve">R029 — Escenario/dilema — indicador 1 (Disposición a modificar registros o documentos para obtener un benefic…)</w:t>
+      </w:r>
+    </w:p>
+    <w:p>
+      <w:pPr>
+        <w:spacing w:after="90"/>
+      </w:pPr>
+      <w:r>
+        <w:rPr>
+          <w:b/>
+          <w:bCs/>
+        </w:rPr>
+        <w:t xml:space="preserve">Tipo de reactivo: </w:t>
+      </w:r>
+      <w:r>
+        <w:t xml:space="preserve">4-Escenario/dilema</w:t>
+      </w:r>
+    </w:p>
+    <w:p>
+      <w:pPr>
+        <w:spacing w:after="90"/>
+      </w:pPr>
+      <w:r>
+        <w:rPr>
+          <w:b/>
+          <w:bCs/>
+        </w:rPr>
+        <w:t xml:space="preserve">Indicador conductual (Fase 1): </w:t>
+      </w:r>
+      <w:r>
+        <w:t xml:space="preserve">Disposición a modificar registros o documentos para obtener un beneficio propio.</w:t>
+      </w:r>
+    </w:p>
+    <w:p>
+      <w:pPr>
+        <w:spacing w:after="90"/>
+      </w:pPr>
+      <w:r>
+        <w:rPr>
+          <w:b/>
+          <w:bCs/>
+        </w:rPr>
+        <w:t xml:space="preserve">Pregunta completa (variante base): </w:t>
+      </w:r>
+      <w:r>
+        <w:t xml:space="preserve">Imagina que un reporte tuyo va a quedar mal si presentas la cifra real, pero podrías ajustarla ligeramente sin que sea fácil de detectar. ¿Qué tan probable es que ajustes la cifra en lugar de presentar el dato real?</w:t>
+      </w:r>
+    </w:p>
+    <w:p>
+      <w:pPr>
+        <w:spacing w:after="60"/>
+      </w:pPr>
+      <w:r>
+        <w:rPr>
+          <w:b/>
+          <w:bCs/>
+        </w:rPr>
+        <w:t xml:space="preserve">Variantes de redacción (se muestra 1 al azar por aplicación):</w:t>
+      </w:r>
+    </w:p>
+    <w:p>
+      <w:pPr>
+        <w:spacing w:after="60"/>
+        <w:ind w:left="200"/>
+      </w:pPr>
+      <w:r>
+        <w:t xml:space="preserve">Variante 1 (base): Imagina que un reporte tuyo va a quedar mal si presentas la cifra real, pero podrías ajustarla ligeramente sin que sea fácil de detectar. ¿Qué tan probable es que ajustes la cifra en lugar de presentar el dato real?</w:t>
+      </w:r>
+    </w:p>
+    <w:p>
+      <w:pPr>
+        <w:spacing w:after="60"/>
+        <w:ind w:left="200"/>
+      </w:pPr>
+      <w:r>
+        <w:t xml:space="preserve">Variante 2: Supón que un reporte tuyo va a quedar mal si presentas la cifra real, pero podrías ajustarla ligeramente sin que sea fácil de detectar. ¿Qué tan probable es que ajustes la cifra en lugar de presentar el dato real?</w:t>
+      </w:r>
+    </w:p>
+    <w:p>
+      <w:pPr>
+        <w:spacing w:after="60"/>
+        <w:ind w:left="200"/>
+      </w:pPr>
+      <w:r>
+        <w:t xml:space="preserve">Variante 3: Piensa en la siguiente situación: un reporte tuyo va a quedar mal si presentas la cifra real, pero podrías ajustarla ligeramente sin que sea fácil de detectar. ¿Qué tan probable es que ajustes la cifra en lugar de presentar el dato real?</w:t>
+      </w:r>
+    </w:p>
+    <w:p>
+      <w:pPr>
+        <w:spacing w:after="60"/>
+        <w:ind w:left="200"/>
+      </w:pPr>
+      <w:r>
+        <w:t xml:space="preserve">Variante 4: Si te encontraras en esta situación: un reporte tuyo va a quedar mal si presentas la cifra real, pero podrías ajustarla ligeramente sin que sea fácil de detectar, ¿qué tan probable es que ajustes la cifra en lugar de presentar el dato real?</w:t>
+      </w:r>
+    </w:p>
+    <w:p>
+      <w:pPr>
+        <w:spacing w:after="60"/>
+        <w:ind w:left="200"/>
+      </w:pPr>
+      <w:r>
+        <w:t xml:space="preserve">Variante 5: Un reporte tuyo va a quedar mal si presentas la cifra real, pero podrías ajustarla ligeramente sin que sea fácil de detectar. ¿Qué tan probable dirías que es que ajustes la cifra en lugar de presentar el dato real?</w:t>
+      </w:r>
+    </w:p>
+    <w:p>
+      <w:pPr>
+        <w:spacing w:after="90"/>
+      </w:pPr>
+      <w:r>
+        <w:rPr>
+          <w:b/>
+          <w:bCs/>
+        </w:rPr>
+        <w:t xml:space="preserve">Opciones de respuesta y valor de cada una: </w:t>
+      </w:r>
+      <w:r>
+        <w:t xml:space="preserve">Nada probable (0) / Poco probable (1) / Algo probable (2) / Muy probable (3)</w:t>
+      </w:r>
+    </w:p>
+    <w:p>
+      <w:pPr>
+        <w:spacing w:after="90"/>
+      </w:pPr>
+      <w:r>
+        <w:rPr>
+          <w:b/>
+          <w:bCs/>
+        </w:rPr>
+        <w:t xml:space="preserve">Dirección: </w:t>
+      </w:r>
+      <w:r>
+        <w:t xml:space="preserve">Directo</w:t>
+      </w:r>
+    </w:p>
+    <w:p>
+      <w:pPr>
+        <w:spacing w:after="90"/>
+      </w:pPr>
+      <w:r>
+        <w:rPr>
+          <w:b/>
+          <w:bCs/>
+        </w:rPr>
+        <w:t xml:space="preserve">Respuesta de menor riesgo: </w:t>
+      </w:r>
+      <w:r>
+        <w:t xml:space="preserve">Nada probable (valor 0)</w:t>
+      </w:r>
+    </w:p>
+    <w:p>
+      <w:pPr>
+        <w:spacing w:after="90"/>
+      </w:pPr>
+      <w:r>
+        <w:rPr>
+          <w:b/>
+          <w:bCs/>
+        </w:rPr>
+        <w:t xml:space="preserve">Valor psicométrico (cómo se transforma la respuesta cruda): </w:t>
+      </w:r>
+      <w:r>
+        <w:t xml:space="preserve">Escala 0-3 según el orden de las opciones listado arriba; reactivo directo, sin inversión.</w:t>
+      </w:r>
+    </w:p>
+    <w:p>
+      <w:pPr>
+        <w:spacing w:after="90"/>
+      </w:pPr>
+      <w:r>
+        <w:rPr>
+          <w:b/>
+          <w:bCs/>
+        </w:rPr>
+        <w:t xml:space="preserve">Reactivos de contraste (par espejo): </w:t>
+      </w:r>
+      <w:r>
+        <w:t xml:space="preserve">R030 (par espejo 5 de la dimensión)</w:t>
+      </w:r>
+    </w:p>
+    <w:p>
+      <w:pPr>
+        <w:spacing w:after="100"/>
+      </w:pPr>
+    </w:p>
+    <w:p>
+      <w:pPr>
+        <w:pStyle w:val="Heading3"/>
+        <w:spacing w:after="100" w:before="200"/>
+      </w:pPr>
+      <w:r>
+        <w:t xml:space="preserve">R030 — Percepción de terceros — indicador 1 (Disposición a modificar registros o documentos para obtener un benefic…)</w:t>
+      </w:r>
+    </w:p>
+    <w:p>
+      <w:pPr>
+        <w:spacing w:after="90"/>
+      </w:pPr>
+      <w:r>
+        <w:rPr>
+          <w:b/>
+          <w:bCs/>
+        </w:rPr>
+        <w:t xml:space="preserve">Tipo de reactivo: </w:t>
+      </w:r>
+      <w:r>
+        <w:t xml:space="preserve">2-Percepción de terceros</w:t>
+      </w:r>
+    </w:p>
+    <w:p>
+      <w:pPr>
+        <w:spacing w:after="90"/>
+      </w:pPr>
+      <w:r>
+        <w:rPr>
+          <w:b/>
+          <w:bCs/>
+        </w:rPr>
+        <w:t xml:space="preserve">Indicador conductual (Fase 1): </w:t>
+      </w:r>
+      <w:r>
+        <w:t xml:space="preserve">Disposición a modificar registros o documentos para obtener un beneficio propio.</w:t>
+      </w:r>
+    </w:p>
+    <w:p>
+      <w:pPr>
+        <w:spacing w:after="90"/>
+      </w:pPr>
+      <w:r>
+        <w:rPr>
+          <w:b/>
+          <w:bCs/>
+        </w:rPr>
+        <w:t xml:space="preserve">Pregunta completa (variante base): </w:t>
+      </w:r>
+      <w:r>
+        <w:t xml:space="preserve">En tu experiencia, ¿qué tan frecuente dirías que es que las personas de tu entorno laboral ajusten cifras o registros para que un resultado propio se vea mejor de lo que realmente es?</w:t>
+      </w:r>
+    </w:p>
+    <w:p>
+      <w:pPr>
+        <w:spacing w:after="60"/>
+      </w:pPr>
+      <w:r>
+        <w:rPr>
+          <w:b/>
+          <w:bCs/>
+        </w:rPr>
+        <w:t xml:space="preserve">Variantes de redacción (se muestra 1 al azar por aplicación):</w:t>
+      </w:r>
+    </w:p>
+    <w:p>
+      <w:pPr>
+        <w:spacing w:after="60"/>
+        <w:ind w:left="200"/>
+      </w:pPr>
+      <w:r>
+        <w:t xml:space="preserve">Variante 1 (base): En tu experiencia, ¿qué tan frecuente dirías que es que las personas de tu entorno laboral ajusten cifras o registros para que un resultado propio se vea mejor de lo que realmente es?</w:t>
+      </w:r>
+    </w:p>
+    <w:p>
+      <w:pPr>
+        <w:spacing w:after="60"/>
+        <w:ind w:left="200"/>
+      </w:pPr>
+      <w:r>
+        <w:t xml:space="preserve">Variante 2: Pensando en las personas de tu entorno laboral, ¿con qué frecuencia dirías que ocurre que las personas de tu entorno laboral ajusten cifras o registros para que un resultado propio se vea mejor de lo que realmente es?</w:t>
+      </w:r>
+    </w:p>
+    <w:p>
+      <w:pPr>
+        <w:spacing w:after="60"/>
+        <w:ind w:left="200"/>
+      </w:pPr>
+      <w:r>
+        <w:t xml:space="preserve">Variante 3: ¿Qué tan seguido dirías que observas que las personas de tu entorno laboral ajusten cifras o registros para que un resultado propio se vea mejor de lo que realmente es?</w:t>
+      </w:r>
+    </w:p>
+    <w:p>
+      <w:pPr>
+        <w:spacing w:after="60"/>
+        <w:ind w:left="200"/>
+      </w:pPr>
+      <w:r>
+        <w:t xml:space="preserve">Variante 4: Según lo que has visto, ¿qué tan común dirías que es que las personas de tu entorno laboral ajusten cifras o registros para que un resultado propio se vea mejor de lo que realmente es?</w:t>
+      </w:r>
+    </w:p>
+    <w:p>
+      <w:pPr>
+        <w:spacing w:after="60"/>
+        <w:ind w:left="200"/>
+      </w:pPr>
+      <w:r>
+        <w:t xml:space="preserve">Variante 5: En tu entorno, ¿qué tan frecuentemente dirías que sucede que las personas de tu entorno laboral ajusten cifras o registros para que un resultado propio se vea mejor de lo que realmente es?</w:t>
+      </w:r>
+    </w:p>
+    <w:p>
+      <w:pPr>
+        <w:spacing w:after="90"/>
+      </w:pPr>
+      <w:r>
+        <w:rPr>
+          <w:b/>
+          <w:bCs/>
+        </w:rPr>
+        <w:t xml:space="preserve">Opciones de respuesta y valor de cada una: </w:t>
+      </w:r>
+      <w:r>
         <w:t xml:space="preserve">Nunca o muy raro (0) / Ocasionalmente (1) / Con cierta frecuencia (2) / Muy frecuentemente (3)</w:t>
       </w:r>
     </w:p>
@@ -800,7 +1982,7 @@
         <w:t xml:space="preserve">Reactivos de contraste (par espejo): </w:t>
       </w:r>
       <w:r>
-        <w:t xml:space="preserve">Ninguno obligatorio (no forma parte del par espejo de la dimensión).</w:t>
+        <w:t xml:space="preserve">R029 (par espejo 5 de la dimensión)</w:t>
       </w:r>
     </w:p>
     <w:p>
